--- a/1_LINUX/lab1/K3121_ПР_№1_Linux_Мануковская_Сакулин_Сафронов.docx
+++ b/1_LINUX/lab1/K3121_ПР_№1_Linux_Мануковская_Сакулин_Сафронов.docx
@@ -1,6 +1,6 @@
 
 <file path=word/document.xml><?xml version="1.0" encoding="utf-8"?>
-<w:document xmlns:wpc="http://schemas.microsoft.com/office/word/2010/wordprocessingCanvas" xmlns:cx="http://schemas.microsoft.com/office/drawing/2014/chartex" xmlns:cx1="http://schemas.microsoft.com/office/drawing/2015/9/8/chartex" xmlns:cx2="http://schemas.microsoft.com/office/drawing/2015/10/21/chartex" xmlns:cx3="http://schemas.microsoft.com/office/drawing/2016/5/9/chartex" xmlns:cx4="http://schemas.microsoft.com/office/drawing/2016/5/10/chartex" xmlns:cx5="http://schemas.microsoft.com/office/drawing/2016/5/11/chartex" xmlns:cx6="http://schemas.microsoft.com/office/drawing/2016/5/12/chartex" xmlns:cx7="http://schemas.microsoft.com/office/drawing/2016/5/13/chartex" xmlns:cx8="http://schemas.microsoft.com/office/drawing/2016/5/14/chartex" xmlns:mc="http://schemas.openxmlformats.org/markup-compatibility/2006" xmlns:aink="http://schemas.microsoft.com/office/drawing/2016/ink" xmlns:am3d="http://schemas.microsoft.com/office/drawing/2017/model3d" xmlns:o="urn:schemas-microsoft-com:office:office" xmlns:oel="http://schemas.microsoft.com/office/2019/extlst" xmlns:r="http://schemas.openxmlformats.org/officeDocument/2006/relationships" xmlns:m="http://schemas.openxmlformats.org/officeDocument/2006/math" xmlns:v="urn:schemas-microsoft-com:vml" xmlns:wp14="http://schemas.microsoft.com/office/word/2010/wordprocessingDrawing" xmlns:wp="http://schemas.openxmlformats.org/drawingml/2006/wordprocessingDrawing" xmlns:w10="urn:schemas-microsoft-com:office:word" xmlns:w="http://schemas.openxmlformats.org/wordprocessingml/2006/main" xmlns:w14="http://schemas.microsoft.com/office/word/2010/wordml" xmlns:w15="http://schemas.microsoft.com/office/word/2012/wordml" xmlns:w16cex="http://schemas.microsoft.com/office/word/2018/wordml/cex" xmlns:w16cid="http://schemas.microsoft.com/office/word/2016/wordml/cid" xmlns:w16="http://schemas.microsoft.com/office/word/2018/wordml" xmlns:w16du="http://schemas.microsoft.com/office/word/2023/wordml/word16du" xmlns:w16sdtdh="http://schemas.microsoft.com/office/word/2020/wordml/sdtdatahash" xmlns:w16se="http://schemas.microsoft.com/office/word/2015/wordml/symex" xmlns:wpg="http://schemas.microsoft.com/office/word/2010/wordprocessingGroup" xmlns:wpi="http://schemas.microsoft.com/office/word/2010/wordprocessingInk" xmlns:wne="http://schemas.microsoft.com/office/word/2006/wordml" xmlns:wps="http://schemas.microsoft.com/office/word/2010/wordprocessingShape" mc:Ignorable="w14 w15 w16se w16cid w16 w16cex w16sdtdh w16du wp14">
+<w:document xmlns:wpc="http://schemas.microsoft.com/office/word/2010/wordprocessingCanvas" xmlns:cx="http://schemas.microsoft.com/office/drawing/2014/chartex" xmlns:cx1="http://schemas.microsoft.com/office/drawing/2015/9/8/chartex" xmlns:cx2="http://schemas.microsoft.com/office/drawing/2015/10/21/chartex" xmlns:cx3="http://schemas.microsoft.com/office/drawing/2016/5/9/chartex" xmlns:cx4="http://schemas.microsoft.com/office/drawing/2016/5/10/chartex" xmlns:cx5="http://schemas.microsoft.com/office/drawing/2016/5/11/chartex" xmlns:cx6="http://schemas.microsoft.com/office/drawing/2016/5/12/chartex" xmlns:cx7="http://schemas.microsoft.com/office/drawing/2016/5/13/chartex" xmlns:cx8="http://schemas.microsoft.com/office/drawing/2016/5/14/chartex" xmlns:mc="http://schemas.openxmlformats.org/markup-compatibility/2006" xmlns:aink="http://schemas.microsoft.com/office/drawing/2016/ink" xmlns:am3d="http://schemas.microsoft.com/office/drawing/2017/model3d" xmlns:o="urn:schemas-microsoft-com:office:office" xmlns:oel="http://schemas.microsoft.com/office/2019/extlst" xmlns:r="http://schemas.openxmlformats.org/officeDocument/2006/relationships" xmlns:m="http://schemas.openxmlformats.org/officeDocument/2006/math" xmlns:v="urn:schemas-microsoft-com:vml" xmlns:wp14="http://schemas.microsoft.com/office/word/2010/wordprocessingDrawing" xmlns:wp="http://schemas.openxmlformats.org/drawingml/2006/wordprocessingDrawing" xmlns:w10="urn:schemas-microsoft-com:office:word" xmlns:w="http://schemas.openxmlformats.org/wordprocessingml/2006/main" xmlns:w14="http://schemas.microsoft.com/office/word/2010/wordml" xmlns:w15="http://schemas.microsoft.com/office/word/2012/wordml" xmlns:w16cex="http://schemas.microsoft.com/office/word/2018/wordml/cex" xmlns:w16cid="http://schemas.microsoft.com/office/word/2016/wordml/cid" xmlns:w16="http://schemas.microsoft.com/office/word/2018/wordml" xmlns:w16du="http://schemas.microsoft.com/office/word/2023/wordml/word16du" xmlns:w16sdtdh="http://schemas.microsoft.com/office/word/2020/wordml/sdtdatahash" xmlns:w16sdtfl="http://schemas.microsoft.com/office/word/2024/wordml/sdtformatlock" xmlns:w16se="http://schemas.microsoft.com/office/word/2015/wordml/symex" xmlns:wpg="http://schemas.microsoft.com/office/word/2010/wordprocessingGroup" xmlns:wpi="http://schemas.microsoft.com/office/word/2010/wordprocessingInk" xmlns:wne="http://schemas.microsoft.com/office/word/2006/wordml" xmlns:wps="http://schemas.microsoft.com/office/word/2010/wordprocessingShape" mc:Ignorable="w14 w15 w16se w16cid w16 w16cex w16sdtdh w16sdtfl w16du wp14">
   <w:body>
     <w:p>
       <w:pPr>
@@ -903,13 +903,8 @@
       <w:r>
         <w:t xml:space="preserve"> </w:t>
       </w:r>
-      <w:proofErr w:type="spellStart"/>
-      <w:r>
-        <w:t>VirtualBox</w:t>
-      </w:r>
-      <w:proofErr w:type="spellEnd"/>
-      <w:r>
-        <w:t xml:space="preserve"> и с консолью Linux.</w:t>
+      <w:r>
+        <w:t>VirtualBox и с консолью Linux.</w:t>
       </w:r>
     </w:p>
     <w:p>
@@ -962,7 +957,6 @@
         </w:rPr>
         <w:t xml:space="preserve">, </w:t>
       </w:r>
-      <w:proofErr w:type="gramStart"/>
       <w:r>
         <w:rPr>
           <w:lang w:val="en-US"/>
@@ -981,7 +975,6 @@
         </w:rPr>
         <w:t>;</w:t>
       </w:r>
-      <w:proofErr w:type="gramEnd"/>
     </w:p>
     <w:p>
       <w:r>
@@ -1010,14 +1003,12 @@
       <w:r>
         <w:t xml:space="preserve"> </w:t>
       </w:r>
-      <w:proofErr w:type="spellStart"/>
       <w:r>
         <w:rPr>
           <w:lang w:val="en-US"/>
         </w:rPr>
         <w:t>chmod</w:t>
       </w:r>
-      <w:proofErr w:type="spellEnd"/>
       <w:r>
         <w:t xml:space="preserve"> – </w:t>
       </w:r>
@@ -1057,22 +1048,19 @@
         <w:t xml:space="preserve"> </w:t>
       </w:r>
       <w:r>
-        <w:rPr>
-          <w:lang w:val="en-US"/>
-        </w:rPr>
         <w:t>“</w:t>
       </w:r>
       <w:r>
         <w:t>справочник</w:t>
       </w:r>
       <w:r>
-        <w:rPr>
-          <w:lang w:val="en-US"/>
-        </w:rPr>
         <w:t>”</w:t>
       </w:r>
       <w:r>
         <w:t xml:space="preserve"> по командам</w:t>
+      </w:r>
+      <w:r>
+        <w:t>.</w:t>
       </w:r>
     </w:p>
     <w:p>
@@ -1138,6 +1126,9 @@
         <w:jc w:val="center"/>
       </w:pPr>
       <w:r>
+        <w:rPr>
+          <w:noProof/>
+        </w:rPr>
         <w:drawing>
           <wp:inline distT="0" distB="0" distL="0" distR="0" wp14:anchorId="673DF5D5" wp14:editId="4F0CD2CE">
             <wp:extent cx="4020111" cy="419158"/>
@@ -1179,9 +1170,6 @@
       <w:pPr>
         <w:ind w:firstLine="0"/>
         <w:jc w:val="center"/>
-        <w:rPr>
-          <w:lang w:val="en-US"/>
-        </w:rPr>
       </w:pPr>
       <w:r>
         <w:t xml:space="preserve">Рисунок 1 – Файл </w:t>
@@ -1190,7 +1178,10 @@
         <w:rPr>
           <w:lang w:val="en-US"/>
         </w:rPr>
-        <w:t>script11</w:t>
+        <w:t>script</w:t>
+      </w:r>
+      <w:r>
+        <w:t>11</w:t>
       </w:r>
     </w:p>
     <w:p>
@@ -1238,11 +1229,6 @@
       </w:r>
     </w:p>
     <w:p>
-      <w:pPr>
-        <w:rPr>
-          <w:lang w:val="en-US"/>
-        </w:rPr>
-      </w:pPr>
       <w:r>
         <w:t xml:space="preserve">На рисунке 2 представлен </w:t>
       </w:r>
@@ -1256,9 +1242,6 @@
         <w:t>1</w:t>
       </w:r>
       <w:r>
-        <w:rPr>
-          <w:lang w:val="en-US"/>
-        </w:rPr>
         <w:t>2.</w:t>
       </w:r>
     </w:p>
@@ -1271,6 +1254,7 @@
       </w:pPr>
       <w:r>
         <w:rPr>
+          <w:noProof/>
           <w:lang w:val="en-US"/>
         </w:rPr>
         <w:drawing>
@@ -1314,9 +1298,6 @@
       <w:pPr>
         <w:ind w:firstLine="0"/>
         <w:jc w:val="center"/>
-        <w:rPr>
-          <w:lang w:val="en-US"/>
-        </w:rPr>
       </w:pPr>
       <w:r>
         <w:t xml:space="preserve">Рисунок 2 – Файл </w:t>
@@ -1325,7 +1306,10 @@
         <w:rPr>
           <w:lang w:val="en-US"/>
         </w:rPr>
-        <w:t>script12</w:t>
+        <w:t>script</w:t>
+      </w:r>
+      <w:r>
+        <w:t>12</w:t>
       </w:r>
     </w:p>
     <w:p>
@@ -1334,7 +1318,6 @@
         <w:rPr>
           <w:b/>
           <w:bCs/>
-          <w:lang w:val="en-US"/>
         </w:rPr>
       </w:pPr>
       <w:r>
@@ -1376,6 +1359,9 @@
         <w:jc w:val="center"/>
       </w:pPr>
       <w:r>
+        <w:rPr>
+          <w:noProof/>
+        </w:rPr>
         <w:lastRenderedPageBreak/>
         <w:drawing>
           <wp:inline distT="0" distB="0" distL="0" distR="0" wp14:anchorId="7E269C4C" wp14:editId="5CCCCF0E">
@@ -1430,7 +1416,10 @@
         <w:rPr>
           <w:lang w:val="en-US"/>
         </w:rPr>
-        <w:t>res1</w:t>
+        <w:t>res</w:t>
+      </w:r>
+      <w:r>
+        <w:t>1</w:t>
       </w:r>
       <w:r>
         <w:rPr>
@@ -1620,19 +1609,14 @@
         <w:tab/>
         <w:t>"</w:t>
       </w:r>
-      <w:proofErr w:type="spellStart"/>
       <w:r>
         <w:rPr>
           <w:lang w:val="en-US"/>
         </w:rPr>
         <w:t>pwd</w:t>
       </w:r>
-      <w:proofErr w:type="spellEnd"/>
-      <w:r>
-        <w:t>" – выводит полный путь до текущей рабочей директории, в которой находится пользователь</w:t>
-      </w:r>
-      <w:r>
-        <w:t>;</w:t>
+      <w:r>
+        <w:t>" – выводит полный путь до текущей рабочей директории, в которой находится пользователь;</w:t>
       </w:r>
     </w:p>
     <w:p>
@@ -1643,19 +1627,14 @@
         <w:tab/>
         <w:t>"</w:t>
       </w:r>
-      <w:proofErr w:type="spellStart"/>
       <w:r>
         <w:rPr>
           <w:lang w:val="en-US"/>
         </w:rPr>
         <w:t>whoami</w:t>
       </w:r>
-      <w:proofErr w:type="spellEnd"/>
-      <w:r>
-        <w:t>" – команда для отображения текущего имени пользователя, связанного с активным сеансом пользователя</w:t>
-      </w:r>
-      <w:r>
-        <w:t>;</w:t>
+      <w:r>
+        <w:t>" – команда для отображения текущего имени пользователя, связанного с активным сеансом пользователя;</w:t>
       </w:r>
     </w:p>
     <w:p>
@@ -1682,18 +1661,10 @@
         <w:t>IP</w:t>
       </w:r>
       <w:r>
-        <w:t>-адрес, если он доступен. Эта команда позволяет узнать, время последней загрузки системы, текущий уровень запуска системы, список вошедших в систему пользователей и другую информацию</w:t>
-      </w:r>
-      <w:r>
-        <w:t>;</w:t>
-      </w:r>
-    </w:p>
-    <w:p>
-      <w:pPr>
-        <w:rPr>
-          <w:lang w:val="en-US"/>
-        </w:rPr>
-      </w:pPr>
+        <w:t>-адрес, если он доступен. Эта команда позволяет узнать, время последней загрузки системы, текущий уровень запуска системы, список вошедших в систему пользователей и другую информацию;</w:t>
+      </w:r>
+    </w:p>
+    <w:p>
       <w:r>
         <w:t>5)</w:t>
       </w:r>
@@ -1714,18 +1685,10 @@
         <w:t>отображение текущей даты</w:t>
       </w:r>
       <w:r>
-        <w:rPr>
-          <w:lang w:val="en-US"/>
-        </w:rPr>
         <w:t>;</w:t>
       </w:r>
     </w:p>
     <w:p>
-      <w:pPr>
-        <w:rPr>
-          <w:lang w:val="en-US"/>
-        </w:rPr>
-      </w:pPr>
       <w:r>
         <w:t>6)</w:t>
       </w:r>
@@ -1806,9 +1769,6 @@
         <w:t>].</w:t>
       </w:r>
       <w:r>
-        <w:rPr>
-          <w:lang w:val="en-US"/>
-        </w:rPr>
         <w:t>;</w:t>
       </w:r>
     </w:p>
@@ -1820,58 +1780,58 @@
         <w:tab/>
         <w:t>"</w:t>
       </w:r>
-      <w:proofErr w:type="spellStart"/>
       <w:r>
         <w:rPr>
           <w:lang w:val="en-US"/>
         </w:rPr>
         <w:t>mkdir</w:t>
       </w:r>
-      <w:proofErr w:type="spellEnd"/>
       <w:r>
         <w:t>" – создание новой директории. Синтаксис</w:t>
       </w:r>
       <w:r>
-        <w:rPr>
-          <w:lang w:val="en-US"/>
-        </w:rPr>
         <w:t xml:space="preserve"> </w:t>
       </w:r>
       <w:r>
         <w:t>команды</w:t>
       </w:r>
       <w:r>
-        <w:rPr>
-          <w:lang w:val="en-US"/>
-        </w:rPr>
         <w:t>: "</w:t>
       </w:r>
-      <w:proofErr w:type="spellStart"/>
       <w:r>
         <w:rPr>
           <w:lang w:val="en-US"/>
         </w:rPr>
         <w:t>mkdir</w:t>
       </w:r>
-      <w:proofErr w:type="spellEnd"/>
-      <w:r>
-        <w:rPr>
-          <w:lang w:val="en-US"/>
-        </w:rPr>
-        <w:t xml:space="preserve"> [options] </w:t>
-      </w:r>
-      <w:proofErr w:type="spellStart"/>
-      <w:r>
-        <w:rPr>
-          <w:lang w:val="en-US"/>
-        </w:rPr>
-        <w:t>directory_name</w:t>
-      </w:r>
-      <w:proofErr w:type="spellEnd"/>
-      <w:r>
-        <w:rPr>
-          <w:lang w:val="en-US"/>
-        </w:rPr>
+      <w:r>
+        <w:t xml:space="preserve"> [</w:t>
+      </w:r>
+      <w:r>
+        <w:rPr>
+          <w:lang w:val="en-US"/>
+        </w:rPr>
+        <w:t>options</w:t>
+      </w:r>
+      <w:r>
+        <w:t xml:space="preserve">] </w:t>
+      </w:r>
+      <w:r>
+        <w:rPr>
+          <w:lang w:val="en-US"/>
+        </w:rPr>
+        <w:t>directory</w:t>
+      </w:r>
+      <w:r>
+        <w:t>_</w:t>
+      </w:r>
+      <w:r>
+        <w:rPr>
+          <w:lang w:val="en-US"/>
+        </w:rPr>
+        <w:t>name</w:t>
+      </w:r>
+      <w:r>
         <w:t xml:space="preserve">". </w:t>
       </w:r>
       <w:r>
@@ -1886,14 +1846,12 @@
       <w:r>
         <w:t xml:space="preserve">] — используется для настройки поведения команды </w:t>
       </w:r>
-      <w:proofErr w:type="spellStart"/>
       <w:r>
         <w:rPr>
           <w:lang w:val="en-US"/>
         </w:rPr>
         <w:t>mkdir</w:t>
       </w:r>
-      <w:proofErr w:type="spellEnd"/>
       <w:r>
         <w:t xml:space="preserve"> по умолчанию, а </w:t>
       </w:r>
@@ -1913,10 +1871,7 @@
         <w:t>name</w:t>
       </w:r>
       <w:r>
-        <w:t xml:space="preserve">  указывает путь, где нужно создать каталог</w:t>
-      </w:r>
-      <w:r>
-        <w:t>;</w:t>
+        <w:t xml:space="preserve">  указывает путь, где нужно создать каталог;</w:t>
       </w:r>
     </w:p>
     <w:p>
@@ -1934,18 +1889,10 @@
         <w:t>touch</w:t>
       </w:r>
       <w:r>
-        <w:t>" – универсальный инструмент, который используется для создания новых пустых файлов или обновления временных меток (времени доступа и модификации) существующих файлов</w:t>
-      </w:r>
-      <w:r>
-        <w:t>;</w:t>
-      </w:r>
-    </w:p>
-    <w:p>
-      <w:pPr>
-        <w:rPr>
-          <w:lang w:val="en-US"/>
-        </w:rPr>
-      </w:pPr>
+        <w:t>" – универсальный инструмент, который используется для создания новых пустых файлов или обновления временных меток (времени доступа и модификации) существующих файлов;</w:t>
+      </w:r>
+    </w:p>
+    <w:p>
       <w:r>
         <w:t>9)</w:t>
       </w:r>
@@ -1960,10 +1907,7 @@
         <w:t>cd</w:t>
       </w:r>
       <w:r>
-        <w:t>" – используется для перехода между директориями. Чтобы перейти в нужный каталог, необходимо ввести его полный путь. Если нужно перейти в подкаталог из каталога, достаточно ввести его название</w:t>
-      </w:r>
-      <w:r>
-        <w:t>;</w:t>
+        <w:t>" – используется для перехода между директориями. Чтобы перейти в нужный каталог, необходимо ввести его полный путь. Если нужно перейти в подкаталог из каталога, достаточно ввести его название;</w:t>
       </w:r>
     </w:p>
     <w:p>
@@ -1994,10 +1938,7 @@
       </w:r>
       <w:r>
         <w:lastRenderedPageBreak/>
-        <w:t>копирования файлов: копирование файла в другой файл с указанным именем, копирование файла с сохранением его имени в указанную папку</w:t>
-      </w:r>
-      <w:r>
-        <w:t>;</w:t>
+        <w:t>копирования файлов: копирование файла в другой файл с указанным именем, копирование файла с сохранением его имени в указанную папку;</w:t>
       </w:r>
     </w:p>
     <w:p>
@@ -2015,10 +1956,7 @@
         <w:t>mv</w:t>
       </w:r>
       <w:r>
-        <w:t>" – предназначена для перемещения файлов. По сути, перемещение — это то же самое, что и переименование файла, если выполняется в одной папке.</w:t>
-      </w:r>
-      <w:r>
-        <w:t>;</w:t>
+        <w:t>" – предназначена для перемещения файлов. По сути, перемещение — это то же самое, что и переименование файла, если выполняется в одной папке.;</w:t>
       </w:r>
     </w:p>
     <w:p>
@@ -2036,18 +1974,10 @@
         <w:t>rm</w:t>
       </w:r>
       <w:r>
-        <w:t>" – удаление файла по названию или адресу</w:t>
-      </w:r>
-      <w:r>
-        <w:t>;</w:t>
-      </w:r>
-    </w:p>
-    <w:p>
-      <w:pPr>
-        <w:rPr>
-          <w:lang w:val="en-US"/>
-        </w:rPr>
-      </w:pPr>
+        <w:t>" – удаление файла по названию или адресу;</w:t>
+      </w:r>
+    </w:p>
+    <w:p>
       <w:r>
         <w:t>13)</w:t>
       </w:r>
@@ -2055,25 +1985,21 @@
         <w:tab/>
         <w:t>"</w:t>
       </w:r>
-      <w:proofErr w:type="spellStart"/>
       <w:r>
         <w:rPr>
           <w:lang w:val="en-US"/>
         </w:rPr>
         <w:t>rmdir</w:t>
       </w:r>
-      <w:proofErr w:type="spellEnd"/>
       <w:r>
         <w:t>" – удаление пустых каталогов. Синтаксис команды: “</w:t>
       </w:r>
-      <w:proofErr w:type="spellStart"/>
       <w:r>
         <w:rPr>
           <w:lang w:val="en-US"/>
         </w:rPr>
         <w:t>rmdir</w:t>
       </w:r>
-      <w:proofErr w:type="spellEnd"/>
       <w:r>
         <w:t xml:space="preserve"> [</w:t>
       </w:r>
@@ -2087,9 +2013,6 @@
         <w:t>]”</w:t>
       </w:r>
       <w:r>
-        <w:rPr>
-          <w:lang w:val="en-US"/>
-        </w:rPr>
         <w:t>;</w:t>
       </w:r>
     </w:p>
@@ -2162,10 +2085,7 @@
         <w:t>action</w:t>
       </w:r>
       <w:r>
-        <w:t>]”</w:t>
-      </w:r>
-      <w:r>
-        <w:t>;</w:t>
+        <w:t>]”;</w:t>
       </w:r>
     </w:p>
     <w:p>
@@ -2183,10 +2103,7 @@
         <w:t>grep</w:t>
       </w:r>
       <w:r>
-        <w:t>” – которая используется для поиска строк и шаблонов в группе файлов или папок, а также среди данных, которыми оперируют другие команды и процессы на сервере</w:t>
-      </w:r>
-      <w:r>
-        <w:t>;</w:t>
+        <w:t>” – которая используется для поиска строк и шаблонов в группе файлов или папок, а также среди данных, которыми оперируют другие команды и процессы на сервере;</w:t>
       </w:r>
     </w:p>
     <w:p>
@@ -2204,10 +2121,7 @@
         <w:t>cat</w:t>
       </w:r>
       <w:r>
-        <w:t>” - которая выводит содержание файлов в окне терминала</w:t>
-      </w:r>
-      <w:r>
-        <w:t>;</w:t>
+        <w:t>” - которая выводит содержание файлов в окне терминала;</w:t>
       </w:r>
     </w:p>
     <w:p>
@@ -2225,10 +2139,7 @@
         <w:t>echo</w:t>
       </w:r>
       <w:r>
-        <w:t>” – встроенная команда, которая позволяет отображать строки текста или строки, передаваемые в качестве аргументов</w:t>
-      </w:r>
-      <w:r>
-        <w:t>.</w:t>
+        <w:t>” – встроенная команда, которая позволяет отображать строки текста или строки, передаваемые в качестве аргументов.</w:t>
       </w:r>
     </w:p>
     <w:p>
@@ -2266,15 +2177,7 @@
     </w:p>
     <w:p>
       <w:r>
-        <w:t xml:space="preserve">Команда </w:t>
-      </w:r>
-      <w:proofErr w:type="spellStart"/>
-      <w:r>
-        <w:t>chmod</w:t>
-      </w:r>
-      <w:proofErr w:type="spellEnd"/>
-      <w:r>
-        <w:t xml:space="preserve"> нужна для установки флагов - режимов доступа к файлу. Когда мы делали файл исполняемым, мы просто добавляли этот флаг </w:t>
+        <w:t xml:space="preserve">Команда chmod нужна для установки флагов - режимов доступа к файлу. Когда мы делали файл исполняемым, мы просто добавляли этот флаг </w:t>
       </w:r>
       <w:r>
         <w:t>“</w:t>
@@ -2334,6 +2237,7 @@
       </w:pPr>
       <w:r>
         <w:rPr>
+          <w:noProof/>
           <w:lang w:val="en-US"/>
         </w:rPr>
         <w:drawing>
@@ -2480,18 +2384,13 @@
       </w:r>
     </w:p>
     <w:p>
-      <w:proofErr w:type="spellStart"/>
       <w:r>
         <w:rPr>
           <w:lang w:val="en-US"/>
         </w:rPr>
         <w:t>Netinstall</w:t>
       </w:r>
-      <w:proofErr w:type="spellEnd"/>
-      <w:r>
-        <w:rPr>
-          <w:lang w:val="en-US"/>
-        </w:rPr>
+      <w:r>
         <w:t xml:space="preserve">. </w:t>
       </w:r>
       <w:r>
@@ -2499,7 +2398,6 @@
       </w:r>
     </w:p>
     <w:p>
-      <w:proofErr w:type="gramStart"/>
       <w:r>
         <w:rPr>
           <w:lang w:val="en-US"/>
@@ -2515,7 +2413,6 @@
         </w:rPr>
         <w:t>image</w:t>
       </w:r>
-      <w:proofErr w:type="gramEnd"/>
       <w:r>
         <w:t xml:space="preserve">. </w:t>
       </w:r>
@@ -2548,11 +2445,6 @@
       </w:r>
     </w:p>
     <w:p>
-      <w:pPr>
-        <w:rPr>
-          <w:lang w:val="en-US"/>
-        </w:rPr>
-      </w:pPr>
       <w:r>
         <w:t xml:space="preserve">Образ </w:t>
       </w:r>
@@ -2589,14 +2481,12 @@
       <w:r>
         <w:t>-</w:t>
       </w:r>
-      <w:proofErr w:type="spellStart"/>
       <w:r>
         <w:rPr>
           <w:lang w:val="en-US"/>
         </w:rPr>
         <w:t>init</w:t>
       </w:r>
-      <w:proofErr w:type="spellEnd"/>
       <w:r>
         <w:t xml:space="preserve"> -</w:t>
       </w:r>
@@ -2604,13 +2494,7 @@
         <w:t xml:space="preserve"> </w:t>
       </w:r>
       <w:r>
-        <w:t>это утилита, которая решает задачи автоматической конфигурации и стандартизирует настройку виртуальных машин.</w:t>
-      </w:r>
-      <w:r>
-        <w:t xml:space="preserve"> </w:t>
-      </w:r>
-      <w:r>
-        <w:t xml:space="preserve">В облачном режиме </w:t>
+        <w:t xml:space="preserve">это утилита, которая решает задачи автоматической конфигурации и стандартизирует настройку виртуальных машин. В облачном режиме </w:t>
       </w:r>
       <w:r>
         <w:rPr>
@@ -2630,14 +2514,12 @@
       <w:r>
         <w:t>-</w:t>
       </w:r>
-      <w:proofErr w:type="spellStart"/>
       <w:r>
         <w:rPr>
           <w:lang w:val="en-US"/>
         </w:rPr>
         <w:t>init</w:t>
       </w:r>
-      <w:proofErr w:type="spellEnd"/>
       <w:r>
         <w:t>.</w:t>
       </w:r>
@@ -2719,14 +2601,12 @@
       <w:r>
         <w:t xml:space="preserve"> </w:t>
       </w:r>
-      <w:proofErr w:type="spellStart"/>
       <w:r>
         <w:rPr>
           <w:lang w:val="en-US"/>
         </w:rPr>
         <w:t>Losst</w:t>
       </w:r>
-      <w:proofErr w:type="spellEnd"/>
       <w:r>
         <w:t xml:space="preserve"> // Режим доступа: </w:t>
       </w:r>
@@ -2828,7 +2708,7 @@
 </file>
 
 <file path=word/endnotes.xml><?xml version="1.0" encoding="utf-8"?>
-<w:endnotes xmlns:wpc="http://schemas.microsoft.com/office/word/2010/wordprocessingCanvas" xmlns:cx="http://schemas.microsoft.com/office/drawing/2014/chartex" xmlns:cx1="http://schemas.microsoft.com/office/drawing/2015/9/8/chartex" xmlns:cx2="http://schemas.microsoft.com/office/drawing/2015/10/21/chartex" xmlns:cx3="http://schemas.microsoft.com/office/drawing/2016/5/9/chartex" xmlns:cx4="http://schemas.microsoft.com/office/drawing/2016/5/10/chartex" xmlns:cx5="http://schemas.microsoft.com/office/drawing/2016/5/11/chartex" xmlns:cx6="http://schemas.microsoft.com/office/drawing/2016/5/12/chartex" xmlns:cx7="http://schemas.microsoft.com/office/drawing/2016/5/13/chartex" xmlns:cx8="http://schemas.microsoft.com/office/drawing/2016/5/14/chartex" xmlns:mc="http://schemas.openxmlformats.org/markup-compatibility/2006" xmlns:aink="http://schemas.microsoft.com/office/drawing/2016/ink" xmlns:am3d="http://schemas.microsoft.com/office/drawing/2017/model3d" xmlns:o="urn:schemas-microsoft-com:office:office" xmlns:oel="http://schemas.microsoft.com/office/2019/extlst" xmlns:r="http://schemas.openxmlformats.org/officeDocument/2006/relationships" xmlns:m="http://schemas.openxmlformats.org/officeDocument/2006/math" xmlns:v="urn:schemas-microsoft-com:vml" xmlns:wp14="http://schemas.microsoft.com/office/word/2010/wordprocessingDrawing" xmlns:wp="http://schemas.openxmlformats.org/drawingml/2006/wordprocessingDrawing" xmlns:w10="urn:schemas-microsoft-com:office:word" xmlns:w="http://schemas.openxmlformats.org/wordprocessingml/2006/main" xmlns:w14="http://schemas.microsoft.com/office/word/2010/wordml" xmlns:w15="http://schemas.microsoft.com/office/word/2012/wordml" xmlns:w16cex="http://schemas.microsoft.com/office/word/2018/wordml/cex" xmlns:w16cid="http://schemas.microsoft.com/office/word/2016/wordml/cid" xmlns:w16="http://schemas.microsoft.com/office/word/2018/wordml" xmlns:w16du="http://schemas.microsoft.com/office/word/2023/wordml/word16du" xmlns:w16sdtdh="http://schemas.microsoft.com/office/word/2020/wordml/sdtdatahash" xmlns:w16se="http://schemas.microsoft.com/office/word/2015/wordml/symex" xmlns:wpg="http://schemas.microsoft.com/office/word/2010/wordprocessingGroup" xmlns:wpi="http://schemas.microsoft.com/office/word/2010/wordprocessingInk" xmlns:wne="http://schemas.microsoft.com/office/word/2006/wordml" xmlns:wps="http://schemas.microsoft.com/office/word/2010/wordprocessingShape" mc:Ignorable="w14 w15 w16se w16cid w16 w16cex w16sdtdh w16du wp14">
+<w:endnotes xmlns:wpc="http://schemas.microsoft.com/office/word/2010/wordprocessingCanvas" xmlns:cx="http://schemas.microsoft.com/office/drawing/2014/chartex" xmlns:cx1="http://schemas.microsoft.com/office/drawing/2015/9/8/chartex" xmlns:cx2="http://schemas.microsoft.com/office/drawing/2015/10/21/chartex" xmlns:cx3="http://schemas.microsoft.com/office/drawing/2016/5/9/chartex" xmlns:cx4="http://schemas.microsoft.com/office/drawing/2016/5/10/chartex" xmlns:cx5="http://schemas.microsoft.com/office/drawing/2016/5/11/chartex" xmlns:cx6="http://schemas.microsoft.com/office/drawing/2016/5/12/chartex" xmlns:cx7="http://schemas.microsoft.com/office/drawing/2016/5/13/chartex" xmlns:cx8="http://schemas.microsoft.com/office/drawing/2016/5/14/chartex" xmlns:mc="http://schemas.openxmlformats.org/markup-compatibility/2006" xmlns:aink="http://schemas.microsoft.com/office/drawing/2016/ink" xmlns:am3d="http://schemas.microsoft.com/office/drawing/2017/model3d" xmlns:o="urn:schemas-microsoft-com:office:office" xmlns:oel="http://schemas.microsoft.com/office/2019/extlst" xmlns:r="http://schemas.openxmlformats.org/officeDocument/2006/relationships" xmlns:m="http://schemas.openxmlformats.org/officeDocument/2006/math" xmlns:v="urn:schemas-microsoft-com:vml" xmlns:wp14="http://schemas.microsoft.com/office/word/2010/wordprocessingDrawing" xmlns:wp="http://schemas.openxmlformats.org/drawingml/2006/wordprocessingDrawing" xmlns:w10="urn:schemas-microsoft-com:office:word" xmlns:w="http://schemas.openxmlformats.org/wordprocessingml/2006/main" xmlns:w14="http://schemas.microsoft.com/office/word/2010/wordml" xmlns:w15="http://schemas.microsoft.com/office/word/2012/wordml" xmlns:w16cex="http://schemas.microsoft.com/office/word/2018/wordml/cex" xmlns:w16cid="http://schemas.microsoft.com/office/word/2016/wordml/cid" xmlns:w16="http://schemas.microsoft.com/office/word/2018/wordml" xmlns:w16du="http://schemas.microsoft.com/office/word/2023/wordml/word16du" xmlns:w16sdtdh="http://schemas.microsoft.com/office/word/2020/wordml/sdtdatahash" xmlns:w16sdtfl="http://schemas.microsoft.com/office/word/2024/wordml/sdtformatlock" xmlns:w16se="http://schemas.microsoft.com/office/word/2015/wordml/symex" xmlns:wpg="http://schemas.microsoft.com/office/word/2010/wordprocessingGroup" xmlns:wpi="http://schemas.microsoft.com/office/word/2010/wordprocessingInk" xmlns:wne="http://schemas.microsoft.com/office/word/2006/wordml" xmlns:wps="http://schemas.microsoft.com/office/word/2010/wordprocessingShape" mc:Ignorable="w14 w15 w16se w16cid w16 w16cex w16sdtdh w16sdtfl w16du wp14">
   <w:endnote w:type="separator" w:id="-1">
     <w:p>
       <w:pPr>
@@ -2853,7 +2733,7 @@
 </file>
 
 <file path=word/footer1.xml><?xml version="1.0" encoding="utf-8"?>
-<w:ftr xmlns:wpc="http://schemas.microsoft.com/office/word/2010/wordprocessingCanvas" xmlns:cx="http://schemas.microsoft.com/office/drawing/2014/chartex" xmlns:cx1="http://schemas.microsoft.com/office/drawing/2015/9/8/chartex" xmlns:cx2="http://schemas.microsoft.com/office/drawing/2015/10/21/chartex" xmlns:cx3="http://schemas.microsoft.com/office/drawing/2016/5/9/chartex" xmlns:cx4="http://schemas.microsoft.com/office/drawing/2016/5/10/chartex" xmlns:cx5="http://schemas.microsoft.com/office/drawing/2016/5/11/chartex" xmlns:cx6="http://schemas.microsoft.com/office/drawing/2016/5/12/chartex" xmlns:cx7="http://schemas.microsoft.com/office/drawing/2016/5/13/chartex" xmlns:cx8="http://schemas.microsoft.com/office/drawing/2016/5/14/chartex" xmlns:mc="http://schemas.openxmlformats.org/markup-compatibility/2006" xmlns:aink="http://schemas.microsoft.com/office/drawing/2016/ink" xmlns:am3d="http://schemas.microsoft.com/office/drawing/2017/model3d" xmlns:o="urn:schemas-microsoft-com:office:office" xmlns:oel="http://schemas.microsoft.com/office/2019/extlst" xmlns:r="http://schemas.openxmlformats.org/officeDocument/2006/relationships" xmlns:m="http://schemas.openxmlformats.org/officeDocument/2006/math" xmlns:v="urn:schemas-microsoft-com:vml" xmlns:wp14="http://schemas.microsoft.com/office/word/2010/wordprocessingDrawing" xmlns:wp="http://schemas.openxmlformats.org/drawingml/2006/wordprocessingDrawing" xmlns:w10="urn:schemas-microsoft-com:office:word" xmlns:w="http://schemas.openxmlformats.org/wordprocessingml/2006/main" xmlns:w14="http://schemas.microsoft.com/office/word/2010/wordml" xmlns:w15="http://schemas.microsoft.com/office/word/2012/wordml" xmlns:w16cex="http://schemas.microsoft.com/office/word/2018/wordml/cex" xmlns:w16cid="http://schemas.microsoft.com/office/word/2016/wordml/cid" xmlns:w16="http://schemas.microsoft.com/office/word/2018/wordml" xmlns:w16du="http://schemas.microsoft.com/office/word/2023/wordml/word16du" xmlns:w16sdtdh="http://schemas.microsoft.com/office/word/2020/wordml/sdtdatahash" xmlns:w16se="http://schemas.microsoft.com/office/word/2015/wordml/symex" xmlns:wpg="http://schemas.microsoft.com/office/word/2010/wordprocessingGroup" xmlns:wpi="http://schemas.microsoft.com/office/word/2010/wordprocessingInk" xmlns:wne="http://schemas.microsoft.com/office/word/2006/wordml" xmlns:wps="http://schemas.microsoft.com/office/word/2010/wordprocessingShape" mc:Ignorable="w14 w15 w16se w16cid w16 w16cex w16sdtdh w16du wp14">
+<w:ftr xmlns:wpc="http://schemas.microsoft.com/office/word/2010/wordprocessingCanvas" xmlns:cx="http://schemas.microsoft.com/office/drawing/2014/chartex" xmlns:cx1="http://schemas.microsoft.com/office/drawing/2015/9/8/chartex" xmlns:cx2="http://schemas.microsoft.com/office/drawing/2015/10/21/chartex" xmlns:cx3="http://schemas.microsoft.com/office/drawing/2016/5/9/chartex" xmlns:cx4="http://schemas.microsoft.com/office/drawing/2016/5/10/chartex" xmlns:cx5="http://schemas.microsoft.com/office/drawing/2016/5/11/chartex" xmlns:cx6="http://schemas.microsoft.com/office/drawing/2016/5/12/chartex" xmlns:cx7="http://schemas.microsoft.com/office/drawing/2016/5/13/chartex" xmlns:cx8="http://schemas.microsoft.com/office/drawing/2016/5/14/chartex" xmlns:mc="http://schemas.openxmlformats.org/markup-compatibility/2006" xmlns:aink="http://schemas.microsoft.com/office/drawing/2016/ink" xmlns:am3d="http://schemas.microsoft.com/office/drawing/2017/model3d" xmlns:o="urn:schemas-microsoft-com:office:office" xmlns:oel="http://schemas.microsoft.com/office/2019/extlst" xmlns:r="http://schemas.openxmlformats.org/officeDocument/2006/relationships" xmlns:m="http://schemas.openxmlformats.org/officeDocument/2006/math" xmlns:v="urn:schemas-microsoft-com:vml" xmlns:wp14="http://schemas.microsoft.com/office/word/2010/wordprocessingDrawing" xmlns:wp="http://schemas.openxmlformats.org/drawingml/2006/wordprocessingDrawing" xmlns:w10="urn:schemas-microsoft-com:office:word" xmlns:w="http://schemas.openxmlformats.org/wordprocessingml/2006/main" xmlns:w14="http://schemas.microsoft.com/office/word/2010/wordml" xmlns:w15="http://schemas.microsoft.com/office/word/2012/wordml" xmlns:w16cex="http://schemas.microsoft.com/office/word/2018/wordml/cex" xmlns:w16cid="http://schemas.microsoft.com/office/word/2016/wordml/cid" xmlns:w16="http://schemas.microsoft.com/office/word/2018/wordml" xmlns:w16du="http://schemas.microsoft.com/office/word/2023/wordml/word16du" xmlns:w16sdtdh="http://schemas.microsoft.com/office/word/2020/wordml/sdtdatahash" xmlns:w16sdtfl="http://schemas.microsoft.com/office/word/2024/wordml/sdtformatlock" xmlns:w16se="http://schemas.microsoft.com/office/word/2015/wordml/symex" xmlns:wpg="http://schemas.microsoft.com/office/word/2010/wordprocessingGroup" xmlns:wpi="http://schemas.microsoft.com/office/word/2010/wordprocessingInk" xmlns:wne="http://schemas.microsoft.com/office/word/2006/wordml" xmlns:wps="http://schemas.microsoft.com/office/word/2010/wordprocessingShape" mc:Ignorable="w14 w15 w16se w16cid w16 w16cex w16sdtdh w16sdtfl w16du wp14">
   <w:p>
     <w:pPr>
       <w:ind w:firstLine="0"/>
@@ -2876,7 +2756,7 @@
 </file>
 
 <file path=word/footer2.xml><?xml version="1.0" encoding="utf-8"?>
-<w:ftr xmlns:wpc="http://schemas.microsoft.com/office/word/2010/wordprocessingCanvas" xmlns:cx="http://schemas.microsoft.com/office/drawing/2014/chartex" xmlns:cx1="http://schemas.microsoft.com/office/drawing/2015/9/8/chartex" xmlns:cx2="http://schemas.microsoft.com/office/drawing/2015/10/21/chartex" xmlns:cx3="http://schemas.microsoft.com/office/drawing/2016/5/9/chartex" xmlns:cx4="http://schemas.microsoft.com/office/drawing/2016/5/10/chartex" xmlns:cx5="http://schemas.microsoft.com/office/drawing/2016/5/11/chartex" xmlns:cx6="http://schemas.microsoft.com/office/drawing/2016/5/12/chartex" xmlns:cx7="http://schemas.microsoft.com/office/drawing/2016/5/13/chartex" xmlns:cx8="http://schemas.microsoft.com/office/drawing/2016/5/14/chartex" xmlns:mc="http://schemas.openxmlformats.org/markup-compatibility/2006" xmlns:aink="http://schemas.microsoft.com/office/drawing/2016/ink" xmlns:am3d="http://schemas.microsoft.com/office/drawing/2017/model3d" xmlns:o="urn:schemas-microsoft-com:office:office" xmlns:oel="http://schemas.microsoft.com/office/2019/extlst" xmlns:r="http://schemas.openxmlformats.org/officeDocument/2006/relationships" xmlns:m="http://schemas.openxmlformats.org/officeDocument/2006/math" xmlns:v="urn:schemas-microsoft-com:vml" xmlns:wp14="http://schemas.microsoft.com/office/word/2010/wordprocessingDrawing" xmlns:wp="http://schemas.openxmlformats.org/drawingml/2006/wordprocessingDrawing" xmlns:w10="urn:schemas-microsoft-com:office:word" xmlns:w="http://schemas.openxmlformats.org/wordprocessingml/2006/main" xmlns:w14="http://schemas.microsoft.com/office/word/2010/wordml" xmlns:w15="http://schemas.microsoft.com/office/word/2012/wordml" xmlns:w16cex="http://schemas.microsoft.com/office/word/2018/wordml/cex" xmlns:w16cid="http://schemas.microsoft.com/office/word/2016/wordml/cid" xmlns:w16="http://schemas.microsoft.com/office/word/2018/wordml" xmlns:w16du="http://schemas.microsoft.com/office/word/2023/wordml/word16du" xmlns:w16sdtdh="http://schemas.microsoft.com/office/word/2020/wordml/sdtdatahash" xmlns:w16se="http://schemas.microsoft.com/office/word/2015/wordml/symex" xmlns:wpg="http://schemas.microsoft.com/office/word/2010/wordprocessingGroup" xmlns:wpi="http://schemas.microsoft.com/office/word/2010/wordprocessingInk" xmlns:wne="http://schemas.microsoft.com/office/word/2006/wordml" xmlns:wps="http://schemas.microsoft.com/office/word/2010/wordprocessingShape" mc:Ignorable="w14 w15 w16se w16cid w16 w16cex w16sdtdh w16du wp14">
+<w:ftr xmlns:wpc="http://schemas.microsoft.com/office/word/2010/wordprocessingCanvas" xmlns:cx="http://schemas.microsoft.com/office/drawing/2014/chartex" xmlns:cx1="http://schemas.microsoft.com/office/drawing/2015/9/8/chartex" xmlns:cx2="http://schemas.microsoft.com/office/drawing/2015/10/21/chartex" xmlns:cx3="http://schemas.microsoft.com/office/drawing/2016/5/9/chartex" xmlns:cx4="http://schemas.microsoft.com/office/drawing/2016/5/10/chartex" xmlns:cx5="http://schemas.microsoft.com/office/drawing/2016/5/11/chartex" xmlns:cx6="http://schemas.microsoft.com/office/drawing/2016/5/12/chartex" xmlns:cx7="http://schemas.microsoft.com/office/drawing/2016/5/13/chartex" xmlns:cx8="http://schemas.microsoft.com/office/drawing/2016/5/14/chartex" xmlns:mc="http://schemas.openxmlformats.org/markup-compatibility/2006" xmlns:aink="http://schemas.microsoft.com/office/drawing/2016/ink" xmlns:am3d="http://schemas.microsoft.com/office/drawing/2017/model3d" xmlns:o="urn:schemas-microsoft-com:office:office" xmlns:oel="http://schemas.microsoft.com/office/2019/extlst" xmlns:r="http://schemas.openxmlformats.org/officeDocument/2006/relationships" xmlns:m="http://schemas.openxmlformats.org/officeDocument/2006/math" xmlns:v="urn:schemas-microsoft-com:vml" xmlns:wp14="http://schemas.microsoft.com/office/word/2010/wordprocessingDrawing" xmlns:wp="http://schemas.openxmlformats.org/drawingml/2006/wordprocessingDrawing" xmlns:w10="urn:schemas-microsoft-com:office:word" xmlns:w="http://schemas.openxmlformats.org/wordprocessingml/2006/main" xmlns:w14="http://schemas.microsoft.com/office/word/2010/wordml" xmlns:w15="http://schemas.microsoft.com/office/word/2012/wordml" xmlns:w16cex="http://schemas.microsoft.com/office/word/2018/wordml/cex" xmlns:w16cid="http://schemas.microsoft.com/office/word/2016/wordml/cid" xmlns:w16="http://schemas.microsoft.com/office/word/2018/wordml" xmlns:w16du="http://schemas.microsoft.com/office/word/2023/wordml/word16du" xmlns:w16sdtdh="http://schemas.microsoft.com/office/word/2020/wordml/sdtdatahash" xmlns:w16sdtfl="http://schemas.microsoft.com/office/word/2024/wordml/sdtformatlock" xmlns:w16se="http://schemas.microsoft.com/office/word/2015/wordml/symex" xmlns:wpg="http://schemas.microsoft.com/office/word/2010/wordprocessingGroup" xmlns:wpi="http://schemas.microsoft.com/office/word/2010/wordprocessingInk" xmlns:wne="http://schemas.microsoft.com/office/word/2006/wordml" xmlns:wps="http://schemas.microsoft.com/office/word/2010/wordprocessingShape" mc:Ignorable="w14 w15 w16se w16cid w16 w16cex w16sdtdh w16sdtfl w16du wp14">
   <w:sdt>
     <w:sdtPr>
       <w:id w:val="1161856053"/>
@@ -2920,7 +2800,7 @@
 </file>
 
 <file path=word/footnotes.xml><?xml version="1.0" encoding="utf-8"?>
-<w:footnotes xmlns:wpc="http://schemas.microsoft.com/office/word/2010/wordprocessingCanvas" xmlns:cx="http://schemas.microsoft.com/office/drawing/2014/chartex" xmlns:cx1="http://schemas.microsoft.com/office/drawing/2015/9/8/chartex" xmlns:cx2="http://schemas.microsoft.com/office/drawing/2015/10/21/chartex" xmlns:cx3="http://schemas.microsoft.com/office/drawing/2016/5/9/chartex" xmlns:cx4="http://schemas.microsoft.com/office/drawing/2016/5/10/chartex" xmlns:cx5="http://schemas.microsoft.com/office/drawing/2016/5/11/chartex" xmlns:cx6="http://schemas.microsoft.com/office/drawing/2016/5/12/chartex" xmlns:cx7="http://schemas.microsoft.com/office/drawing/2016/5/13/chartex" xmlns:cx8="http://schemas.microsoft.com/office/drawing/2016/5/14/chartex" xmlns:mc="http://schemas.openxmlformats.org/markup-compatibility/2006" xmlns:aink="http://schemas.microsoft.com/office/drawing/2016/ink" xmlns:am3d="http://schemas.microsoft.com/office/drawing/2017/model3d" xmlns:o="urn:schemas-microsoft-com:office:office" xmlns:oel="http://schemas.microsoft.com/office/2019/extlst" xmlns:r="http://schemas.openxmlformats.org/officeDocument/2006/relationships" xmlns:m="http://schemas.openxmlformats.org/officeDocument/2006/math" xmlns:v="urn:schemas-microsoft-com:vml" xmlns:wp14="http://schemas.microsoft.com/office/word/2010/wordprocessingDrawing" xmlns:wp="http://schemas.openxmlformats.org/drawingml/2006/wordprocessingDrawing" xmlns:w10="urn:schemas-microsoft-com:office:word" xmlns:w="http://schemas.openxmlformats.org/wordprocessingml/2006/main" xmlns:w14="http://schemas.microsoft.com/office/word/2010/wordml" xmlns:w15="http://schemas.microsoft.com/office/word/2012/wordml" xmlns:w16cex="http://schemas.microsoft.com/office/word/2018/wordml/cex" xmlns:w16cid="http://schemas.microsoft.com/office/word/2016/wordml/cid" xmlns:w16="http://schemas.microsoft.com/office/word/2018/wordml" xmlns:w16du="http://schemas.microsoft.com/office/word/2023/wordml/word16du" xmlns:w16sdtdh="http://schemas.microsoft.com/office/word/2020/wordml/sdtdatahash" xmlns:w16se="http://schemas.microsoft.com/office/word/2015/wordml/symex" xmlns:wpg="http://schemas.microsoft.com/office/word/2010/wordprocessingGroup" xmlns:wpi="http://schemas.microsoft.com/office/word/2010/wordprocessingInk" xmlns:wne="http://schemas.microsoft.com/office/word/2006/wordml" xmlns:wps="http://schemas.microsoft.com/office/word/2010/wordprocessingShape" mc:Ignorable="w14 w15 w16se w16cid w16 w16cex w16sdtdh w16du wp14">
+<w:footnotes xmlns:wpc="http://schemas.microsoft.com/office/word/2010/wordprocessingCanvas" xmlns:cx="http://schemas.microsoft.com/office/drawing/2014/chartex" xmlns:cx1="http://schemas.microsoft.com/office/drawing/2015/9/8/chartex" xmlns:cx2="http://schemas.microsoft.com/office/drawing/2015/10/21/chartex" xmlns:cx3="http://schemas.microsoft.com/office/drawing/2016/5/9/chartex" xmlns:cx4="http://schemas.microsoft.com/office/drawing/2016/5/10/chartex" xmlns:cx5="http://schemas.microsoft.com/office/drawing/2016/5/11/chartex" xmlns:cx6="http://schemas.microsoft.com/office/drawing/2016/5/12/chartex" xmlns:cx7="http://schemas.microsoft.com/office/drawing/2016/5/13/chartex" xmlns:cx8="http://schemas.microsoft.com/office/drawing/2016/5/14/chartex" xmlns:mc="http://schemas.openxmlformats.org/markup-compatibility/2006" xmlns:aink="http://schemas.microsoft.com/office/drawing/2016/ink" xmlns:am3d="http://schemas.microsoft.com/office/drawing/2017/model3d" xmlns:o="urn:schemas-microsoft-com:office:office" xmlns:oel="http://schemas.microsoft.com/office/2019/extlst" xmlns:r="http://schemas.openxmlformats.org/officeDocument/2006/relationships" xmlns:m="http://schemas.openxmlformats.org/officeDocument/2006/math" xmlns:v="urn:schemas-microsoft-com:vml" xmlns:wp14="http://schemas.microsoft.com/office/word/2010/wordprocessingDrawing" xmlns:wp="http://schemas.openxmlformats.org/drawingml/2006/wordprocessingDrawing" xmlns:w10="urn:schemas-microsoft-com:office:word" xmlns:w="http://schemas.openxmlformats.org/wordprocessingml/2006/main" xmlns:w14="http://schemas.microsoft.com/office/word/2010/wordml" xmlns:w15="http://schemas.microsoft.com/office/word/2012/wordml" xmlns:w16cex="http://schemas.microsoft.com/office/word/2018/wordml/cex" xmlns:w16cid="http://schemas.microsoft.com/office/word/2016/wordml/cid" xmlns:w16="http://schemas.microsoft.com/office/word/2018/wordml" xmlns:w16du="http://schemas.microsoft.com/office/word/2023/wordml/word16du" xmlns:w16sdtdh="http://schemas.microsoft.com/office/word/2020/wordml/sdtdatahash" xmlns:w16sdtfl="http://schemas.microsoft.com/office/word/2024/wordml/sdtformatlock" xmlns:w16se="http://schemas.microsoft.com/office/word/2015/wordml/symex" xmlns:wpg="http://schemas.microsoft.com/office/word/2010/wordprocessingGroup" xmlns:wpi="http://schemas.microsoft.com/office/word/2010/wordprocessingInk" xmlns:wne="http://schemas.microsoft.com/office/word/2006/wordml" xmlns:wps="http://schemas.microsoft.com/office/word/2010/wordprocessingShape" mc:Ignorable="w14 w15 w16se w16cid w16 w16cex w16sdtdh w16sdtfl w16du wp14">
   <w:footnote w:type="separator" w:id="-1">
     <w:p>
       <w:pPr>
@@ -2945,7 +2825,7 @@
 </file>
 
 <file path=word/header1.xml><?xml version="1.0" encoding="utf-8"?>
-<w:hdr xmlns:wpc="http://schemas.microsoft.com/office/word/2010/wordprocessingCanvas" xmlns:cx="http://schemas.microsoft.com/office/drawing/2014/chartex" xmlns:cx1="http://schemas.microsoft.com/office/drawing/2015/9/8/chartex" xmlns:cx2="http://schemas.microsoft.com/office/drawing/2015/10/21/chartex" xmlns:cx3="http://schemas.microsoft.com/office/drawing/2016/5/9/chartex" xmlns:cx4="http://schemas.microsoft.com/office/drawing/2016/5/10/chartex" xmlns:cx5="http://schemas.microsoft.com/office/drawing/2016/5/11/chartex" xmlns:cx6="http://schemas.microsoft.com/office/drawing/2016/5/12/chartex" xmlns:cx7="http://schemas.microsoft.com/office/drawing/2016/5/13/chartex" xmlns:cx8="http://schemas.microsoft.com/office/drawing/2016/5/14/chartex" xmlns:mc="http://schemas.openxmlformats.org/markup-compatibility/2006" xmlns:aink="http://schemas.microsoft.com/office/drawing/2016/ink" xmlns:am3d="http://schemas.microsoft.com/office/drawing/2017/model3d" xmlns:o="urn:schemas-microsoft-com:office:office" xmlns:oel="http://schemas.microsoft.com/office/2019/extlst" xmlns:r="http://schemas.openxmlformats.org/officeDocument/2006/relationships" xmlns:m="http://schemas.openxmlformats.org/officeDocument/2006/math" xmlns:v="urn:schemas-microsoft-com:vml" xmlns:wp14="http://schemas.microsoft.com/office/word/2010/wordprocessingDrawing" xmlns:wp="http://schemas.openxmlformats.org/drawingml/2006/wordprocessingDrawing" xmlns:w10="urn:schemas-microsoft-com:office:word" xmlns:w="http://schemas.openxmlformats.org/wordprocessingml/2006/main" xmlns:w14="http://schemas.microsoft.com/office/word/2010/wordml" xmlns:w15="http://schemas.microsoft.com/office/word/2012/wordml" xmlns:w16cex="http://schemas.microsoft.com/office/word/2018/wordml/cex" xmlns:w16cid="http://schemas.microsoft.com/office/word/2016/wordml/cid" xmlns:w16="http://schemas.microsoft.com/office/word/2018/wordml" xmlns:w16du="http://schemas.microsoft.com/office/word/2023/wordml/word16du" xmlns:w16sdtdh="http://schemas.microsoft.com/office/word/2020/wordml/sdtdatahash" xmlns:w16se="http://schemas.microsoft.com/office/word/2015/wordml/symex" xmlns:wpg="http://schemas.microsoft.com/office/word/2010/wordprocessingGroup" xmlns:wpi="http://schemas.microsoft.com/office/word/2010/wordprocessingInk" xmlns:wne="http://schemas.microsoft.com/office/word/2006/wordml" xmlns:wps="http://schemas.microsoft.com/office/word/2010/wordprocessingShape" mc:Ignorable="w14 w15 w16se w16cid w16 w16cex w16sdtdh w16du wp14">
+<w:hdr xmlns:wpc="http://schemas.microsoft.com/office/word/2010/wordprocessingCanvas" xmlns:cx="http://schemas.microsoft.com/office/drawing/2014/chartex" xmlns:cx1="http://schemas.microsoft.com/office/drawing/2015/9/8/chartex" xmlns:cx2="http://schemas.microsoft.com/office/drawing/2015/10/21/chartex" xmlns:cx3="http://schemas.microsoft.com/office/drawing/2016/5/9/chartex" xmlns:cx4="http://schemas.microsoft.com/office/drawing/2016/5/10/chartex" xmlns:cx5="http://schemas.microsoft.com/office/drawing/2016/5/11/chartex" xmlns:cx6="http://schemas.microsoft.com/office/drawing/2016/5/12/chartex" xmlns:cx7="http://schemas.microsoft.com/office/drawing/2016/5/13/chartex" xmlns:cx8="http://schemas.microsoft.com/office/drawing/2016/5/14/chartex" xmlns:mc="http://schemas.openxmlformats.org/markup-compatibility/2006" xmlns:aink="http://schemas.microsoft.com/office/drawing/2016/ink" xmlns:am3d="http://schemas.microsoft.com/office/drawing/2017/model3d" xmlns:o="urn:schemas-microsoft-com:office:office" xmlns:oel="http://schemas.microsoft.com/office/2019/extlst" xmlns:r="http://schemas.openxmlformats.org/officeDocument/2006/relationships" xmlns:m="http://schemas.openxmlformats.org/officeDocument/2006/math" xmlns:v="urn:schemas-microsoft-com:vml" xmlns:wp14="http://schemas.microsoft.com/office/word/2010/wordprocessingDrawing" xmlns:wp="http://schemas.openxmlformats.org/drawingml/2006/wordprocessingDrawing" xmlns:w10="urn:schemas-microsoft-com:office:word" xmlns:w="http://schemas.openxmlformats.org/wordprocessingml/2006/main" xmlns:w14="http://schemas.microsoft.com/office/word/2010/wordml" xmlns:w15="http://schemas.microsoft.com/office/word/2012/wordml" xmlns:w16cex="http://schemas.microsoft.com/office/word/2018/wordml/cex" xmlns:w16cid="http://schemas.microsoft.com/office/word/2016/wordml/cid" xmlns:w16="http://schemas.microsoft.com/office/word/2018/wordml" xmlns:w16du="http://schemas.microsoft.com/office/word/2023/wordml/word16du" xmlns:w16sdtdh="http://schemas.microsoft.com/office/word/2020/wordml/sdtdatahash" xmlns:w16sdtfl="http://schemas.microsoft.com/office/word/2024/wordml/sdtformatlock" xmlns:w16se="http://schemas.microsoft.com/office/word/2015/wordml/symex" xmlns:wpg="http://schemas.microsoft.com/office/word/2010/wordprocessingGroup" xmlns:wpi="http://schemas.microsoft.com/office/word/2010/wordprocessingInk" xmlns:wne="http://schemas.microsoft.com/office/word/2006/wordml" xmlns:wps="http://schemas.microsoft.com/office/word/2010/wordprocessingShape" mc:Ignorable="w14 w15 w16se w16cid w16 w16cex w16sdtdh w16sdtfl w16du wp14">
   <w:p>
     <w:pPr>
       <w:pStyle w:val="af"/>
@@ -2956,7 +2836,7 @@
 </file>
 
 <file path=word/header2.xml><?xml version="1.0" encoding="utf-8"?>
-<w:hdr xmlns:wpc="http://schemas.microsoft.com/office/word/2010/wordprocessingCanvas" xmlns:cx="http://schemas.microsoft.com/office/drawing/2014/chartex" xmlns:cx1="http://schemas.microsoft.com/office/drawing/2015/9/8/chartex" xmlns:cx2="http://schemas.microsoft.com/office/drawing/2015/10/21/chartex" xmlns:cx3="http://schemas.microsoft.com/office/drawing/2016/5/9/chartex" xmlns:cx4="http://schemas.microsoft.com/office/drawing/2016/5/10/chartex" xmlns:cx5="http://schemas.microsoft.com/office/drawing/2016/5/11/chartex" xmlns:cx6="http://schemas.microsoft.com/office/drawing/2016/5/12/chartex" xmlns:cx7="http://schemas.microsoft.com/office/drawing/2016/5/13/chartex" xmlns:cx8="http://schemas.microsoft.com/office/drawing/2016/5/14/chartex" xmlns:mc="http://schemas.openxmlformats.org/markup-compatibility/2006" xmlns:aink="http://schemas.microsoft.com/office/drawing/2016/ink" xmlns:am3d="http://schemas.microsoft.com/office/drawing/2017/model3d" xmlns:o="urn:schemas-microsoft-com:office:office" xmlns:oel="http://schemas.microsoft.com/office/2019/extlst" xmlns:r="http://schemas.openxmlformats.org/officeDocument/2006/relationships" xmlns:m="http://schemas.openxmlformats.org/officeDocument/2006/math" xmlns:v="urn:schemas-microsoft-com:vml" xmlns:wp14="http://schemas.microsoft.com/office/word/2010/wordprocessingDrawing" xmlns:wp="http://schemas.openxmlformats.org/drawingml/2006/wordprocessingDrawing" xmlns:w10="urn:schemas-microsoft-com:office:word" xmlns:w="http://schemas.openxmlformats.org/wordprocessingml/2006/main" xmlns:w14="http://schemas.microsoft.com/office/word/2010/wordml" xmlns:w15="http://schemas.microsoft.com/office/word/2012/wordml" xmlns:w16cex="http://schemas.microsoft.com/office/word/2018/wordml/cex" xmlns:w16cid="http://schemas.microsoft.com/office/word/2016/wordml/cid" xmlns:w16="http://schemas.microsoft.com/office/word/2018/wordml" xmlns:w16du="http://schemas.microsoft.com/office/word/2023/wordml/word16du" xmlns:w16sdtdh="http://schemas.microsoft.com/office/word/2020/wordml/sdtdatahash" xmlns:w16se="http://schemas.microsoft.com/office/word/2015/wordml/symex" xmlns:wpg="http://schemas.microsoft.com/office/word/2010/wordprocessingGroup" xmlns:wpi="http://schemas.microsoft.com/office/word/2010/wordprocessingInk" xmlns:wne="http://schemas.microsoft.com/office/word/2006/wordml" xmlns:wps="http://schemas.microsoft.com/office/word/2010/wordprocessingShape" mc:Ignorable="w14 w15 w16se w16cid w16 w16cex w16sdtdh w16du wp14">
+<w:hdr xmlns:wpc="http://schemas.microsoft.com/office/word/2010/wordprocessingCanvas" xmlns:cx="http://schemas.microsoft.com/office/drawing/2014/chartex" xmlns:cx1="http://schemas.microsoft.com/office/drawing/2015/9/8/chartex" xmlns:cx2="http://schemas.microsoft.com/office/drawing/2015/10/21/chartex" xmlns:cx3="http://schemas.microsoft.com/office/drawing/2016/5/9/chartex" xmlns:cx4="http://schemas.microsoft.com/office/drawing/2016/5/10/chartex" xmlns:cx5="http://schemas.microsoft.com/office/drawing/2016/5/11/chartex" xmlns:cx6="http://schemas.microsoft.com/office/drawing/2016/5/12/chartex" xmlns:cx7="http://schemas.microsoft.com/office/drawing/2016/5/13/chartex" xmlns:cx8="http://schemas.microsoft.com/office/drawing/2016/5/14/chartex" xmlns:mc="http://schemas.openxmlformats.org/markup-compatibility/2006" xmlns:aink="http://schemas.microsoft.com/office/drawing/2016/ink" xmlns:am3d="http://schemas.microsoft.com/office/drawing/2017/model3d" xmlns:o="urn:schemas-microsoft-com:office:office" xmlns:oel="http://schemas.microsoft.com/office/2019/extlst" xmlns:r="http://schemas.openxmlformats.org/officeDocument/2006/relationships" xmlns:m="http://schemas.openxmlformats.org/officeDocument/2006/math" xmlns:v="urn:schemas-microsoft-com:vml" xmlns:wp14="http://schemas.microsoft.com/office/word/2010/wordprocessingDrawing" xmlns:wp="http://schemas.openxmlformats.org/drawingml/2006/wordprocessingDrawing" xmlns:w10="urn:schemas-microsoft-com:office:word" xmlns:w="http://schemas.openxmlformats.org/wordprocessingml/2006/main" xmlns:w14="http://schemas.microsoft.com/office/word/2010/wordml" xmlns:w15="http://schemas.microsoft.com/office/word/2012/wordml" xmlns:w16cex="http://schemas.microsoft.com/office/word/2018/wordml/cex" xmlns:w16cid="http://schemas.microsoft.com/office/word/2016/wordml/cid" xmlns:w16="http://schemas.microsoft.com/office/word/2018/wordml" xmlns:w16du="http://schemas.microsoft.com/office/word/2023/wordml/word16du" xmlns:w16sdtdh="http://schemas.microsoft.com/office/word/2020/wordml/sdtdatahash" xmlns:w16sdtfl="http://schemas.microsoft.com/office/word/2024/wordml/sdtformatlock" xmlns:w16se="http://schemas.microsoft.com/office/word/2015/wordml/symex" xmlns:wpg="http://schemas.microsoft.com/office/word/2010/wordprocessingGroup" xmlns:wpi="http://schemas.microsoft.com/office/word/2010/wordprocessingInk" xmlns:wne="http://schemas.microsoft.com/office/word/2006/wordml" xmlns:wps="http://schemas.microsoft.com/office/word/2010/wordprocessingShape" mc:Ignorable="w14 w15 w16se w16cid w16 w16cex w16sdtdh w16sdtfl w16du wp14">
   <w:p>
     <w:pPr>
       <w:pStyle w:val="af"/>
@@ -2969,7 +2849,7 @@
 </file>
 
 <file path=word/numbering.xml><?xml version="1.0" encoding="utf-8"?>
-<w:numbering xmlns:wpc="http://schemas.microsoft.com/office/word/2010/wordprocessingCanvas" xmlns:cx="http://schemas.microsoft.com/office/drawing/2014/chartex" xmlns:cx1="http://schemas.microsoft.com/office/drawing/2015/9/8/chartex" xmlns:cx2="http://schemas.microsoft.com/office/drawing/2015/10/21/chartex" xmlns:cx3="http://schemas.microsoft.com/office/drawing/2016/5/9/chartex" xmlns:cx4="http://schemas.microsoft.com/office/drawing/2016/5/10/chartex" xmlns:cx5="http://schemas.microsoft.com/office/drawing/2016/5/11/chartex" xmlns:cx6="http://schemas.microsoft.com/office/drawing/2016/5/12/chartex" xmlns:cx7="http://schemas.microsoft.com/office/drawing/2016/5/13/chartex" xmlns:cx8="http://schemas.microsoft.com/office/drawing/2016/5/14/chartex" xmlns:mc="http://schemas.openxmlformats.org/markup-compatibility/2006" xmlns:aink="http://schemas.microsoft.com/office/drawing/2016/ink" xmlns:am3d="http://schemas.microsoft.com/office/drawing/2017/model3d" xmlns:o="urn:schemas-microsoft-com:office:office" xmlns:oel="http://schemas.microsoft.com/office/2019/extlst" xmlns:r="http://schemas.openxmlformats.org/officeDocument/2006/relationships" xmlns:m="http://schemas.openxmlformats.org/officeDocument/2006/math" xmlns:v="urn:schemas-microsoft-com:vml" xmlns:wp14="http://schemas.microsoft.com/office/word/2010/wordprocessingDrawing" xmlns:wp="http://schemas.openxmlformats.org/drawingml/2006/wordprocessingDrawing" xmlns:w10="urn:schemas-microsoft-com:office:word" xmlns:w="http://schemas.openxmlformats.org/wordprocessingml/2006/main" xmlns:w14="http://schemas.microsoft.com/office/word/2010/wordml" xmlns:w15="http://schemas.microsoft.com/office/word/2012/wordml" xmlns:w16cex="http://schemas.microsoft.com/office/word/2018/wordml/cex" xmlns:w16cid="http://schemas.microsoft.com/office/word/2016/wordml/cid" xmlns:w16="http://schemas.microsoft.com/office/word/2018/wordml" xmlns:w16du="http://schemas.microsoft.com/office/word/2023/wordml/word16du" xmlns:w16sdtdh="http://schemas.microsoft.com/office/word/2020/wordml/sdtdatahash" xmlns:w16se="http://schemas.microsoft.com/office/word/2015/wordml/symex" xmlns:wpg="http://schemas.microsoft.com/office/word/2010/wordprocessingGroup" xmlns:wpi="http://schemas.microsoft.com/office/word/2010/wordprocessingInk" xmlns:wne="http://schemas.microsoft.com/office/word/2006/wordml" xmlns:wps="http://schemas.microsoft.com/office/word/2010/wordprocessingShape" mc:Ignorable="w14 w15 w16se w16cid w16 w16cex w16sdtdh w16du wp14">
+<w:numbering xmlns:wpc="http://schemas.microsoft.com/office/word/2010/wordprocessingCanvas" xmlns:cx="http://schemas.microsoft.com/office/drawing/2014/chartex" xmlns:cx1="http://schemas.microsoft.com/office/drawing/2015/9/8/chartex" xmlns:cx2="http://schemas.microsoft.com/office/drawing/2015/10/21/chartex" xmlns:cx3="http://schemas.microsoft.com/office/drawing/2016/5/9/chartex" xmlns:cx4="http://schemas.microsoft.com/office/drawing/2016/5/10/chartex" xmlns:cx5="http://schemas.microsoft.com/office/drawing/2016/5/11/chartex" xmlns:cx6="http://schemas.microsoft.com/office/drawing/2016/5/12/chartex" xmlns:cx7="http://schemas.microsoft.com/office/drawing/2016/5/13/chartex" xmlns:cx8="http://schemas.microsoft.com/office/drawing/2016/5/14/chartex" xmlns:mc="http://schemas.openxmlformats.org/markup-compatibility/2006" xmlns:aink="http://schemas.microsoft.com/office/drawing/2016/ink" xmlns:am3d="http://schemas.microsoft.com/office/drawing/2017/model3d" xmlns:o="urn:schemas-microsoft-com:office:office" xmlns:oel="http://schemas.microsoft.com/office/2019/extlst" xmlns:r="http://schemas.openxmlformats.org/officeDocument/2006/relationships" xmlns:m="http://schemas.openxmlformats.org/officeDocument/2006/math" xmlns:v="urn:schemas-microsoft-com:vml" xmlns:wp14="http://schemas.microsoft.com/office/word/2010/wordprocessingDrawing" xmlns:wp="http://schemas.openxmlformats.org/drawingml/2006/wordprocessingDrawing" xmlns:w10="urn:schemas-microsoft-com:office:word" xmlns:w="http://schemas.openxmlformats.org/wordprocessingml/2006/main" xmlns:w14="http://schemas.microsoft.com/office/word/2010/wordml" xmlns:w15="http://schemas.microsoft.com/office/word/2012/wordml" xmlns:w16cex="http://schemas.microsoft.com/office/word/2018/wordml/cex" xmlns:w16cid="http://schemas.microsoft.com/office/word/2016/wordml/cid" xmlns:w16="http://schemas.microsoft.com/office/word/2018/wordml" xmlns:w16du="http://schemas.microsoft.com/office/word/2023/wordml/word16du" xmlns:w16sdtdh="http://schemas.microsoft.com/office/word/2020/wordml/sdtdatahash" xmlns:w16sdtfl="http://schemas.microsoft.com/office/word/2024/wordml/sdtformatlock" xmlns:w16se="http://schemas.microsoft.com/office/word/2015/wordml/symex" xmlns:wpg="http://schemas.microsoft.com/office/word/2010/wordprocessingGroup" xmlns:wpi="http://schemas.microsoft.com/office/word/2010/wordprocessingInk" xmlns:wne="http://schemas.microsoft.com/office/word/2006/wordml" xmlns:wps="http://schemas.microsoft.com/office/word/2010/wordprocessingShape" mc:Ignorable="w14 w15 w16se w16cid w16 w16cex w16sdtdh w16sdtfl w16du wp14">
   <w:abstractNum w:abstractNumId="0" w15:restartNumberingAfterBreak="0">
     <w:nsid w:val="0628601C"/>
     <w:multiLevelType w:val="multilevel"/>
@@ -4084,7 +3964,7 @@
 </file>
 
 <file path=word/styles.xml><?xml version="1.0" encoding="utf-8"?>
-<w:styles xmlns:mc="http://schemas.openxmlformats.org/markup-compatibility/2006" xmlns:r="http://schemas.openxmlformats.org/officeDocument/2006/relationships" xmlns:w="http://schemas.openxmlformats.org/wordprocessingml/2006/main" xmlns:w14="http://schemas.microsoft.com/office/word/2010/wordml" xmlns:w15="http://schemas.microsoft.com/office/word/2012/wordml" xmlns:w16cex="http://schemas.microsoft.com/office/word/2018/wordml/cex" xmlns:w16cid="http://schemas.microsoft.com/office/word/2016/wordml/cid" xmlns:w16="http://schemas.microsoft.com/office/word/2018/wordml" xmlns:w16du="http://schemas.microsoft.com/office/word/2023/wordml/word16du" xmlns:w16sdtdh="http://schemas.microsoft.com/office/word/2020/wordml/sdtdatahash" xmlns:w16se="http://schemas.microsoft.com/office/word/2015/wordml/symex" mc:Ignorable="w14 w15 w16se w16cid w16 w16cex w16sdtdh w16du">
+<w:styles xmlns:mc="http://schemas.openxmlformats.org/markup-compatibility/2006" xmlns:r="http://schemas.openxmlformats.org/officeDocument/2006/relationships" xmlns:w="http://schemas.openxmlformats.org/wordprocessingml/2006/main" xmlns:w14="http://schemas.microsoft.com/office/word/2010/wordml" xmlns:w15="http://schemas.microsoft.com/office/word/2012/wordml" xmlns:w16cex="http://schemas.microsoft.com/office/word/2018/wordml/cex" xmlns:w16cid="http://schemas.microsoft.com/office/word/2016/wordml/cid" xmlns:w16="http://schemas.microsoft.com/office/word/2018/wordml" xmlns:w16du="http://schemas.microsoft.com/office/word/2023/wordml/word16du" xmlns:w16sdtdh="http://schemas.microsoft.com/office/word/2020/wordml/sdtdatahash" xmlns:w16sdtfl="http://schemas.microsoft.com/office/word/2024/wordml/sdtformatlock" xmlns:w16se="http://schemas.microsoft.com/office/word/2015/wordml/symex" mc:Ignorable="w14 w15 w16se w16cid w16 w16cex w16sdtdh w16sdtfl w16du">
   <w:docDefaults>
     <w:rPrDefault>
       <w:rPr>
@@ -4578,6 +4458,7 @@
   <w:style w:type="character" w:default="1" w:styleId="a8">
     <w:name w:val="Default Paragraph Font"/>
     <w:uiPriority w:val="1"/>
+    <w:semiHidden/>
     <w:unhideWhenUsed/>
   </w:style>
   <w:style w:type="table" w:default="1" w:styleId="a9">
